--- a/data/revised_2026-10_full/tracked/v2/Core_Mathematics/SS2.9_Linear_Motion/Core_Mathematics_Linear_Motion_SummaryTable_TRACKED.docx
+++ b/data/revised_2026-10_full/tracked/v2/Core_Mathematics/SS2.9_Linear_Motion/Core_Mathematics_Linear_Motion_SummaryTable_TRACKED.docx
@@ -615,7 +615,7 @@
               </w:rPr>
               <w:t xml:space="preserve">Distance is the total path length covered (a scalar quantity — no direction needed). Displacement is the straight-line change in position from start to finish, including direction (a vector quantity). Speed = distance ÷ time (scalar). Velocity = displacement ÷ time with direction (vector). Acceleration is the rate of change of velocity — it explains why Runner B's split times changed dramatically </w:t>
             </w:r>
-            <w:del w:id="9001" w:author="Claude (AI) - proposed" w:date="2026-10-15T20:36:02Z">
+            <w:del w:id="9001" w:author="Claude (AI) - proposed" w:date="2026-10-18T00:28:04Z">
               <w:r>
                 <w:rPr>
                   <w:rFonts w:ascii="Arial" w:cs="Arial" w:eastAsia="Arial" w:hAnsi="Arial"/>
@@ -630,7 +630,7 @@
                 <w:delText xml:space="preserve">between 30 km and</w:delText>
               </w:r>
             </w:del>
-            <w:ins w:id="9002" w:author="Claude (AI) - proposed" w:date="2026-10-15T20:36:02Z">
+            <w:ins w:id="9002" w:author="Claude (AI) - proposed" w:date="2026-10-18T00:28:04Z">
               <w:r>
                 <w:rPr>
                   <w:rFonts w:ascii="Arial" w:cs="Arial" w:eastAsia="Arial" w:hAnsi="Arial"/>
@@ -779,7 +779,7 @@
               </w:rPr>
               <w:t xml:space="preserve">Learners generated a velocity table for Runner A and Runner B by applying v = s/t to each 5 km split of the 2023 Nairobi Marathon data. They observed that Runner A maintained a nearly constant velocity (~19 km/h) throughout — uniform motion — while Runner B's velocity varied from </w:t>
             </w:r>
-            <w:del w:id="9003" w:author="Claude (AI) - proposed" w:date="2026-10-15T20:36:02Z">
+            <w:del w:id="9003" w:author="Claude (AI) - proposed" w:date="2026-10-18T00:28:04Z">
               <w:r>
                 <w:rPr>
                   <w:rFonts w:ascii="Arial" w:cs="Arial" w:eastAsia="Arial" w:hAnsi="Arial"/>
@@ -794,7 +794,7 @@
                 <w:delText xml:space="preserve">~17.6</w:delText>
               </w:r>
             </w:del>
-            <w:ins w:id="9004" w:author="Claude (AI) - proposed" w:date="2026-10-15T20:36:02Z">
+            <w:ins w:id="9004" w:author="Claude (AI) - proposed" w:date="2026-10-18T00:28:04Z">
               <w:r>
                 <w:rPr>
                   <w:rFonts w:ascii="Arial" w:cs="Arial" w:eastAsia="Arial" w:hAnsi="Arial"/>
@@ -822,7 +822,7 @@
               </w:rPr>
               <w:t xml:space="preserve"> km/h in the 25–</w:t>
             </w:r>
-            <w:del w:id="9005" w:author="Claude (AI) - proposed" w:date="2026-10-15T20:36:02Z">
+            <w:del w:id="9005" w:author="Claude (AI) - proposed" w:date="2026-10-18T00:28:04Z">
               <w:r>
                 <w:rPr>
                   <w:rFonts w:ascii="Arial" w:cs="Arial" w:eastAsia="Arial" w:hAnsi="Arial"/>
@@ -837,7 +837,7 @@
                 <w:delText xml:space="preserve">35</w:delText>
               </w:r>
             </w:del>
-            <w:ins w:id="9006" w:author="Claude (AI) - proposed" w:date="2026-10-15T20:36:02Z">
+            <w:ins w:id="9006" w:author="Claude (AI) - proposed" w:date="2026-10-18T00:28:04Z">
               <w:r>
                 <w:rPr>
                   <w:rFonts w:ascii="Arial" w:cs="Arial" w:eastAsia="Arial" w:hAnsi="Arial"/>
@@ -865,7 +865,7 @@
               </w:rPr>
               <w:t xml:space="preserve"> km section to </w:t>
             </w:r>
-            <w:del w:id="9007" w:author="Claude (AI) - proposed" w:date="2026-10-15T20:36:02Z">
+            <w:del w:id="9007" w:author="Claude (AI) - proposed" w:date="2026-10-18T00:28:04Z">
               <w:r>
                 <w:rPr>
                   <w:rFonts w:ascii="Arial" w:cs="Arial" w:eastAsia="Arial" w:hAnsi="Arial"/>
@@ -880,7 +880,7 @@
                 <w:delText xml:space="preserve">~</w:delText>
               </w:r>
             </w:del>
-            <w:ins w:id="9008" w:author="Claude (AI) - proposed" w:date="2026-10-15T20:36:02Z">
+            <w:ins w:id="9008" w:author="Claude (AI) - proposed" w:date="2026-10-18T00:28:04Z">
               <w:r>
                 <w:rPr>
                   <w:rFonts w:ascii="Arial" w:cs="Arial" w:eastAsia="Arial" w:hAnsi="Arial"/>
@@ -974,7 +974,7 @@
               </w:rPr>
               <w:t xml:space="preserve">The split-time data from the Nairobi Marathon phenomenon can now be expressed as a sequence of velocities and accelerations — not just a single average speed. Runner B was ahead at 30 km because his early high velocity (positive acceleration off the start) built a time advantage. However, his large negative acceleration (deceleration) between 25 km and </w:t>
             </w:r>
-            <w:del w:id="9009" w:author="Claude (AI) - proposed" w:date="2026-10-15T20:36:02Z">
+            <w:del w:id="9009" w:author="Claude (AI) - proposed" w:date="2026-10-18T00:28:04Z">
               <w:r>
                 <w:rPr>
                   <w:rFonts w:ascii="Arial" w:cs="Arial" w:eastAsia="Arial" w:hAnsi="Arial"/>
@@ -989,7 +989,7 @@
                 <w:delText xml:space="preserve">35</w:delText>
               </w:r>
             </w:del>
-            <w:ins w:id="9010" w:author="Claude (AI) - proposed" w:date="2026-10-15T20:36:02Z">
+            <w:ins w:id="9010" w:author="Claude (AI) - proposed" w:date="2026-10-18T00:28:04Z">
               <w:r>
                 <w:rPr>
                   <w:rFonts w:ascii="Arial" w:cs="Arial" w:eastAsia="Arial" w:hAnsi="Arial"/>
@@ -1171,7 +1171,7 @@
               </w:rPr>
               <w:t xml:space="preserve">Using the completed dual displacement-time graph, learners explained why Runner B — despite being ahead at 30 km — lost the race: Runner B's line became noticeably less steep between 25 km and </w:t>
             </w:r>
-            <w:del w:id="9011" w:author="Claude (AI) - proposed" w:date="2026-10-15T20:36:02Z">
+            <w:del w:id="9011" w:author="Claude (AI) - proposed" w:date="2026-10-18T00:28:04Z">
               <w:r>
                 <w:rPr>
                   <w:rFonts w:ascii="Arial" w:cs="Arial" w:eastAsia="Arial" w:hAnsi="Arial"/>
@@ -1186,7 +1186,7 @@
                 <w:delText xml:space="preserve">35</w:delText>
               </w:r>
             </w:del>
-            <w:ins w:id="9012" w:author="Claude (AI) - proposed" w:date="2026-10-15T20:36:02Z">
+            <w:ins w:id="9012" w:author="Claude (AI) - proposed" w:date="2026-10-18T00:28:04Z">
               <w:r>
                 <w:rPr>
                   <w:rFonts w:ascii="Arial" w:cs="Arial" w:eastAsia="Arial" w:hAnsi="Arial"/>
@@ -1335,7 +1335,7 @@
               </w:rPr>
               <w:t xml:space="preserve">Learners established that the gradient of a displacement-time graph equals velocity; a zero gradient means the object is stationary; a negative gradient means the object is returning toward its starting point; and a steeper positive gradient means higher velocity. Learners applied this to the Marathon phenomenon by annotating Runner A and Runner B's sketch graphs with segment gradient values and identifying that Runner A's higher gradient while Runner B slowed (25–</w:t>
             </w:r>
-            <w:del w:id="9013" w:author="Claude (AI) - proposed" w:date="2026-10-15T20:36:02Z">
+            <w:del w:id="9013" w:author="Claude (AI) - proposed" w:date="2026-10-18T00:28:04Z">
               <w:r>
                 <w:rPr>
                   <w:rFonts w:ascii="Arial" w:cs="Arial" w:eastAsia="Arial" w:hAnsi="Arial"/>
@@ -1350,7 +1350,7 @@
                 <w:delText xml:space="preserve">35</w:delText>
               </w:r>
             </w:del>
-            <w:ins w:id="9014" w:author="Claude (AI) - proposed" w:date="2026-10-15T20:36:02Z">
+            <w:ins w:id="9014" w:author="Claude (AI) - proposed" w:date="2026-10-18T00:28:04Z">
               <w:r>
                 <w:rPr>
                   <w:rFonts w:ascii="Arial" w:cs="Arial" w:eastAsia="Arial" w:hAnsi="Arial"/>
@@ -1499,7 +1499,7 @@
               </w:rPr>
               <w:t xml:space="preserve">Learners observed that a velocity-time graph for a matatu journey </w:t>
             </w:r>
-            <w:del w:id="9015" w:author="Claude (AI) - proposed" w:date="2026-10-15T20:36:02Z">
+            <w:del w:id="9015" w:author="Claude (AI) - proposed" w:date="2026-10-18T00:28:04Z">
               <w:r>
                 <w:rPr>
                   <w:rFonts w:ascii="Arial" w:cs="Arial" w:eastAsia="Arial" w:hAnsi="Arial"/>
@@ -1514,7 +1514,7 @@
                 <w:delText xml:space="preserve">on Uhuru Highway</w:delText>
               </w:r>
             </w:del>
-            <w:ins w:id="9016" w:author="Claude (AI) - proposed" w:date="2026-10-15T20:36:02Z">
+            <w:ins w:id="9016" w:author="Claude (AI) - proposed" w:date="2026-10-18T00:28:04Z">
               <w:r>
                 <w:rPr>
                   <w:rFonts w:ascii="Arial" w:cs="Arial" w:eastAsia="Arial" w:hAnsi="Arial"/>
@@ -1608,7 +1608,7 @@
               </w:rPr>
               <w:t xml:space="preserve">The velocity-time graph of the Nairobi Marathon now mathematically explains what the split-time tables could only hint at: Runner B's </w:t>
             </w:r>
-            <w:del w:id="9017" w:author="Claude (AI) - proposed" w:date="2026-10-15T20:36:02Z">
+            <w:del w:id="9017" w:author="Claude (AI) - proposed" w:date="2026-10-18T00:28:04Z">
               <w:r>
                 <w:rPr>
                   <w:rFonts w:ascii="Arial" w:cs="Arial" w:eastAsia="Arial" w:hAnsi="Arial"/>
@@ -1623,7 +1623,7 @@
                 <w:delText xml:space="preserve">steep positive gradient between km 35 and km 42</w:delText>
               </w:r>
             </w:del>
-            <w:ins w:id="9018" w:author="Claude (AI) - proposed" w:date="2026-10-15T20:36:02Z">
+            <w:ins w:id="9018" w:author="Claude (AI) - proposed" w:date="2026-10-18T00:28:04Z">
               <w:r>
                 <w:rPr>
                   <w:rFonts w:ascii="Arial" w:cs="Arial" w:eastAsia="Arial" w:hAnsi="Arial"/>
@@ -1651,7 +1651,7 @@
               </w:rPr>
               <w:t xml:space="preserve"> confirms a genuine sprint-finish acceleration, but the graph also shows that his velocity during km 25–</w:t>
             </w:r>
-            <w:del w:id="9019" w:author="Claude (AI) - proposed" w:date="2026-10-15T20:36:02Z">
+            <w:del w:id="9019" w:author="Claude (AI) - proposed" w:date="2026-10-18T00:28:04Z">
               <w:r>
                 <w:rPr>
                   <w:rFonts w:ascii="Arial" w:cs="Arial" w:eastAsia="Arial" w:hAnsi="Arial"/>
@@ -1666,7 +1666,7 @@
                 <w:delText xml:space="preserve">35</w:delText>
               </w:r>
             </w:del>
-            <w:ins w:id="9020" w:author="Claude (AI) - proposed" w:date="2026-10-15T20:36:02Z">
+            <w:ins w:id="9020" w:author="Claude (AI) - proposed" w:date="2026-10-18T00:28:04Z">
               <w:r>
                 <w:rPr>
                   <w:rFonts w:ascii="Arial" w:cs="Arial" w:eastAsia="Arial" w:hAnsi="Arial"/>
@@ -1782,7 +1782,7 @@
               </w:rPr>
               <w:t xml:space="preserve">Learners plotted and examined velocity-time graphs for two Kenyan real-world contexts: the SGR Madaraka Express journey out of Nairobi and a 400 m athletics race at Nakuru High School. They identified and labelled three motion phases — acceleration, constant velocity, and deceleration — by observing the shape and slope of each graph segment. They also observed a simplified velocity-time graph comparing Runner A and Runner B's motion between </w:t>
             </w:r>
-            <w:del w:id="9021" w:author="Claude (AI) - proposed" w:date="2026-10-15T20:36:02Z">
+            <w:del w:id="9021" w:author="Claude (AI) - proposed" w:date="2026-10-18T00:28:04Z">
               <w:r>
                 <w:rPr>
                   <w:rFonts w:ascii="Arial" w:cs="Arial" w:eastAsia="Arial" w:hAnsi="Arial"/>
@@ -1797,7 +1797,7 @@
                 <w:delText xml:space="preserve">km 25 and 35</w:delText>
               </w:r>
             </w:del>
-            <w:ins w:id="9022" w:author="Claude (AI) - proposed" w:date="2026-10-15T20:36:02Z">
+            <w:ins w:id="9022" w:author="Claude (AI) - proposed" w:date="2026-10-18T00:28:04Z">
               <w:r>
                 <w:rPr>
                   <w:rFonts w:ascii="Arial" w:cs="Arial" w:eastAsia="Arial" w:hAnsi="Arial"/>
@@ -1858,7 +1858,7 @@
               </w:rPr>
               <w:t xml:space="preserve">Learners learned that: (i) the gradient of a velocity-time graph equals acceleration — a steep positive gradient means rapid acceleration, a negative gradient means deceleration, and a zero gradient (horizontal line) means constant velocity; (ii) the area of the region between the velocity-time graph and the time axis equals the total distance (displacement) travelled; (iii) this area can be calculated by decomposing the region into rectangles and trapeziums, or by counting grid squares; (iv) comparing the areas under Runner A's and Runner B's velocity-time graphs for </w:t>
             </w:r>
-            <w:del w:id="9023" w:author="Claude (AI) - proposed" w:date="2026-10-15T20:36:02Z">
+            <w:del w:id="9023" w:author="Claude (AI) - proposed" w:date="2026-10-18T00:28:04Z">
               <w:r>
                 <w:rPr>
                   <w:rFonts w:ascii="Arial" w:cs="Arial" w:eastAsia="Arial" w:hAnsi="Arial"/>
@@ -1873,7 +1873,7 @@
                 <w:delText xml:space="preserve">km 25–35</w:delText>
               </w:r>
             </w:del>
-            <w:ins w:id="9024" w:author="Claude (AI) - proposed" w:date="2026-10-15T20:36:02Z">
+            <w:ins w:id="9024" w:author="Claude (AI) - proposed" w:date="2026-10-18T00:28:04Z">
               <w:r>
                 <w:rPr>
                   <w:rFonts w:ascii="Arial" w:cs="Arial" w:eastAsia="Arial" w:hAnsi="Arial"/>
@@ -1901,7 +1901,7 @@
               </w:rPr>
               <w:t xml:space="preserve"> mathematically proves that Runner A covered more ground in that </w:t>
             </w:r>
-            <w:del w:id="9025" w:author="Claude (AI) - proposed" w:date="2026-10-15T20:36:02Z">
+            <w:del w:id="9025" w:author="Claude (AI) - proposed" w:date="2026-10-18T00:28:04Z">
               <w:r>
                 <w:rPr>
                   <w:rFonts w:ascii="Arial" w:cs="Arial" w:eastAsia="Arial" w:hAnsi="Arial"/>
@@ -1916,7 +1916,7 @@
                 <w:delText xml:space="preserve">segment</w:delText>
               </w:r>
             </w:del>
-            <w:ins w:id="9026" w:author="Claude (AI) - proposed" w:date="2026-10-15T20:36:02Z">
+            <w:ins w:id="9026" w:author="Claude (AI) - proposed" w:date="2026-10-18T00:28:04Z">
               <w:r>
                 <w:rPr>
                   <w:rFonts w:ascii="Arial" w:cs="Arial" w:eastAsia="Arial" w:hAnsi="Arial"/>
@@ -1977,7 +1977,7 @@
               </w:rPr>
               <w:t xml:space="preserve">Learners explained, using their area calculations, why Runner B lost the 2023 Nairobi Marathon despite leading at the 30 km mark: Runner B's velocity dropped significantly between km 25 and </w:t>
             </w:r>
-            <w:del w:id="9027" w:author="Claude (AI) - proposed" w:date="2026-10-15T20:36:02Z">
+            <w:del w:id="9027" w:author="Claude (AI) - proposed" w:date="2026-10-18T00:28:04Z">
               <w:r>
                 <w:rPr>
                   <w:rFonts w:ascii="Arial" w:cs="Arial" w:eastAsia="Arial" w:hAnsi="Arial"/>
@@ -1992,7 +1992,7 @@
                 <w:delText xml:space="preserve">35</w:delText>
               </w:r>
             </w:del>
-            <w:ins w:id="9028" w:author="Claude (AI) - proposed" w:date="2026-10-15T20:36:02Z">
+            <w:ins w:id="9028" w:author="Claude (AI) - proposed" w:date="2026-10-18T00:28:04Z">
               <w:r>
                 <w:rPr>
                   <w:rFonts w:ascii="Arial" w:cs="Arial" w:eastAsia="Arial" w:hAnsi="Arial"/>
@@ -2108,7 +2108,7 @@
               </w:rPr>
               <w:t xml:space="preserve">We observed (through calculation) that a matatu travelling at 90 km/h approaches a bus travelling in the same direction at 60 km/h at a closing speed of only 30 km/h — meaning the overtake takes much longer than the driver expects. We also observed that two Lake Victoria ferries travelling towards each other close the gap between them at 40 km/h (the SUM of their speeds), and that Runner A appeared to approach Runner B at just </w:t>
             </w:r>
-            <w:del w:id="9029" w:author="Claude (AI) - proposed" w:date="2026-10-15T20:36:02Z">
+            <w:del w:id="9029" w:author="Claude (AI) - proposed" w:date="2026-10-18T00:28:04Z">
               <w:r>
                 <w:rPr>
                   <w:rFonts w:ascii="Arial" w:cs="Arial" w:eastAsia="Arial" w:hAnsi="Arial"/>
@@ -2123,7 +2123,7 @@
                 <w:delText xml:space="preserve">1.4</w:delText>
               </w:r>
             </w:del>
-            <w:ins w:id="9030" w:author="Claude (AI) - proposed" w:date="2026-10-15T20:36:02Z">
+            <w:ins w:id="9030" w:author="Claude (AI) - proposed" w:date="2026-10-18T00:28:04Z">
               <w:r>
                 <w:rPr>
                   <w:rFonts w:ascii="Arial" w:cs="Arial" w:eastAsia="Arial" w:hAnsi="Arial"/>
@@ -2151,7 +2151,7 @@
               </w:rPr>
               <w:t xml:space="preserve"> km/h</w:t>
             </w:r>
-            <w:ins w:id="9031" w:author="Claude (AI) - proposed" w:date="2026-10-15T20:36:02Z">
+            <w:ins w:id="9031" w:author="Claude (AI) - proposed" w:date="2026-10-18T00:28:04Z">
               <w:r>
                 <w:rPr>
                   <w:rFonts w:ascii="Arial" w:cs="Arial" w:eastAsia="Arial" w:hAnsi="Arial"/>
@@ -2245,7 +2245,7 @@
               </w:rPr>
               <w:t xml:space="preserve">This explains a crucial part of the marathon phenomenon: Runner A did not need to run faster than Runner B's earlier pace to overtake him — Runner A only needed to run faster than Runner B's CURRENT speed. Because Runner B had slowed to about </w:t>
             </w:r>
-            <w:del w:id="9032" w:author="Claude (AI) - proposed" w:date="2026-10-15T20:36:02Z">
+            <w:del w:id="9032" w:author="Claude (AI) - proposed" w:date="2026-10-18T00:28:04Z">
               <w:r>
                 <w:rPr>
                   <w:rFonts w:ascii="Arial" w:cs="Arial" w:eastAsia="Arial" w:hAnsi="Arial"/>
@@ -2260,7 +2260,7 @@
                 <w:delText xml:space="preserve">17.6</w:delText>
               </w:r>
             </w:del>
-            <w:ins w:id="9033" w:author="Claude (AI) - proposed" w:date="2026-10-15T20:36:02Z">
+            <w:ins w:id="9033" w:author="Claude (AI) - proposed" w:date="2026-10-18T00:28:04Z">
               <w:r>
                 <w:rPr>
                   <w:rFonts w:ascii="Arial" w:cs="Arial" w:eastAsia="Arial" w:hAnsi="Arial"/>
@@ -2288,7 +2288,7 @@
               </w:rPr>
               <w:t xml:space="preserve"> km/h and Runner A was running at about 19 km/h, the relative speed between them was about </w:t>
             </w:r>
-            <w:del w:id="9034" w:author="Claude (AI) - proposed" w:date="2026-10-15T20:36:02Z">
+            <w:del w:id="9034" w:author="Claude (AI) - proposed" w:date="2026-10-18T00:28:04Z">
               <w:r>
                 <w:rPr>
                   <w:rFonts w:ascii="Arial" w:cs="Arial" w:eastAsia="Arial" w:hAnsi="Arial"/>
@@ -2303,7 +2303,7 @@
                 <w:delText xml:space="preserve">1.4</w:delText>
               </w:r>
             </w:del>
-            <w:ins w:id="9035" w:author="Claude (AI) - proposed" w:date="2026-10-15T20:36:02Z">
+            <w:ins w:id="9035" w:author="Claude (AI) - proposed" w:date="2026-10-18T00:28:04Z">
               <w:r>
                 <w:rPr>
                   <w:rFonts w:ascii="Arial" w:cs="Arial" w:eastAsia="Arial" w:hAnsi="Arial"/>
@@ -2331,7 +2331,7 @@
               </w:rPr>
               <w:t xml:space="preserve"> km/h. At that closing rate, Runner A covered </w:t>
             </w:r>
-            <w:del w:id="9036" w:author="Claude (AI) - proposed" w:date="2026-10-15T20:36:02Z">
+            <w:del w:id="9036" w:author="Claude (AI) - proposed" w:date="2026-10-18T00:28:04Z">
               <w:r>
                 <w:rPr>
                   <w:rFonts w:ascii="Arial" w:cs="Arial" w:eastAsia="Arial" w:hAnsi="Arial"/>
@@ -2346,7 +2346,7 @@
                 <w:delText xml:space="preserve">the</w:delText>
               </w:r>
             </w:del>
-            <w:ins w:id="9037" w:author="Claude (AI) - proposed" w:date="2026-10-15T20:36:02Z">
+            <w:ins w:id="9037" w:author="Claude (AI) - proposed" w:date="2026-10-18T00:28:04Z">
               <w:r>
                 <w:rPr>
                   <w:rFonts w:ascii="Arial" w:cs="Arial" w:eastAsia="Arial" w:hAnsi="Arial"/>
@@ -2374,7 +2374,7 @@
               </w:rPr>
               <w:t xml:space="preserve"> 200 m gap in </w:t>
             </w:r>
-            <w:del w:id="9038" w:author="Claude (AI) - proposed" w:date="2026-10-15T20:36:02Z">
+            <w:del w:id="9038" w:author="Claude (AI) - proposed" w:date="2026-10-18T00:28:04Z">
               <w:r>
                 <w:rPr>
                   <w:rFonts w:ascii="Arial" w:cs="Arial" w:eastAsia="Arial" w:hAnsi="Arial"/>
@@ -2389,7 +2389,7 @@
                 <w:delText xml:space="preserve">approximately 8.6</w:delText>
               </w:r>
             </w:del>
-            <w:ins w:id="9039" w:author="Claude (AI) - proposed" w:date="2026-10-15T20:36:02Z">
+            <w:ins w:id="9039" w:author="Claude (AI) - proposed" w:date="2026-10-18T00:28:04Z">
               <w:r>
                 <w:rPr>
                   <w:rFonts w:ascii="Arial" w:cs="Arial" w:eastAsia="Arial" w:hAnsi="Arial"/>
@@ -2417,7 +2417,7 @@
               </w:rPr>
               <w:t xml:space="preserve"> minutes. The same mathematics also explains the NTSA road-safety context: a head-on collision between two vehicles both doing 80 km/h has a relative speed of 160 km/h — </w:t>
             </w:r>
-            <w:del w:id="9040" w:author="Claude (AI) - proposed" w:date="2026-10-15T20:36:02Z">
+            <w:del w:id="9040" w:author="Claude (AI) - proposed" w:date="2026-10-18T00:28:04Z">
               <w:r>
                 <w:rPr>
                   <w:rFonts w:ascii="Arial" w:cs="Arial" w:eastAsia="Arial" w:hAnsi="Arial"/>
@@ -2432,7 +2432,7 @@
                 <w:delText xml:space="preserve">four times more dangerous than</w:delText>
               </w:r>
             </w:del>
-            <w:ins w:id="9041" w:author="Claude (AI) - proposed" w:date="2026-10-15T20:36:02Z">
+            <w:ins w:id="9041" w:author="Claude (AI) - proposed" w:date="2026-10-18T00:28:04Z">
               <w:r>
                 <w:rPr>
                   <w:rFonts w:ascii="Arial" w:cs="Arial" w:eastAsia="Arial" w:hAnsi="Arial"/>
@@ -2460,7 +2460,7 @@
               </w:rPr>
               <w:t xml:space="preserve"> a rear-end collision between a 90 km/h matatu and a 60 km/h bus</w:t>
             </w:r>
-            <w:ins w:id="9042" w:author="Claude (AI) - proposed" w:date="2026-10-15T20:36:02Z">
+            <w:ins w:id="9042" w:author="Claude (AI) - proposed" w:date="2026-10-18T00:28:04Z">
               <w:r>
                 <w:rPr>
                   <w:rFonts w:ascii="Arial" w:cs="Arial" w:eastAsia="Arial" w:hAnsi="Arial"/>
@@ -2642,7 +2642,7 @@
               </w:rPr>
               <w:t xml:space="preserve">Runner A won the 2023 Nairobi Marathon because of consistently high velocity maintained throughout the race, visible as a steep, nearly constant gradient on the displacement-time graph. Runner B's velocity decreased sharply between 25 km and </w:t>
             </w:r>
-            <w:del w:id="9043" w:author="Claude (AI) - proposed" w:date="2026-10-15T20:36:02Z">
+            <w:del w:id="9043" w:author="Claude (AI) - proposed" w:date="2026-10-18T00:28:04Z">
               <w:r>
                 <w:rPr>
                   <w:rFonts w:ascii="Arial" w:cs="Arial" w:eastAsia="Arial" w:hAnsi="Arial"/>
@@ -2657,7 +2657,7 @@
                 <w:delText xml:space="preserve">35</w:delText>
               </w:r>
             </w:del>
-            <w:ins w:id="9044" w:author="Claude (AI) - proposed" w:date="2026-10-15T20:36:02Z">
+            <w:ins w:id="9044" w:author="Claude (AI) - proposed" w:date="2026-10-18T00:28:04Z">
               <w:r>
                 <w:rPr>
                   <w:rFonts w:ascii="Arial" w:cs="Arial" w:eastAsia="Arial" w:hAnsi="Arial"/>
@@ -2807,7 +2807,7 @@
         </w:rPr>
         <w:t xml:space="preserve">© 2026 SeaVuria and ARES. This work is licensed under a </w:t>
       </w:r>
-      <w:hyperlink w:history="1" r:id="rIdpunci5rs-ym7nwgctb9cx">
+      <w:hyperlink w:history="1" r:id="rId55io443df-cqcm-ukiwdf">
         <w:r>
           <w:rPr>
             <w:rFonts w:ascii="Arial" w:cs="Arial" w:eastAsia="Arial" w:hAnsi="Arial"/>
@@ -2827,7 +2827,7 @@
         </w:rPr>
         <w:t xml:space="preserve"> (</w:t>
       </w:r>
-      <w:hyperlink w:history="1" r:id="rId3w8fmwo6z65rtjpwmqryg">
+      <w:hyperlink w:history="1" r:id="rIdfqrgvfax7wng_q8x4t3z7">
         <w:r>
           <w:rPr>
             <w:rFonts w:ascii="Arial" w:cs="Arial" w:eastAsia="Arial" w:hAnsi="Arial"/>
@@ -2847,7 +2847,7 @@
         </w:rPr>
         <w:t xml:space="preserve">). To view a copy of this license, visit </w:t>
       </w:r>
-      <w:hyperlink w:history="1" r:id="rIds37b5v1ctilqkxiw229fa">
+      <w:hyperlink w:history="1" r:id="rId2gpwyji0wh6cqklrwy1zz">
         <w:r>
           <w:rPr>
             <w:rFonts w:ascii="Arial" w:cs="Arial" w:eastAsia="Arial" w:hAnsi="Arial"/>
